--- a/templates/P3-0900.docx
+++ b/templates/P3-0900.docx
@@ -498,7 +498,7 @@
           <w:szCs w:val="20"/>
           <w:u w:val="single"/>
         </w:rPr>
-        <w:t xml:space="preserve">                                                         </w:t>
+        <w:t xml:space="preserve">{decedent_death_date}</w:t>
       </w:r>
       <w:proofErr w:type="gramStart"/>
       <w:r>
@@ -508,7 +508,7 @@
           <w:szCs w:val="20"/>
           <w:u w:val="single"/>
         </w:rPr>
-        <w:t xml:space="preserve">  </w:t>
+        <w:t xml:space="preserve">{decedent_death_year}</w:t>
       </w:r>
       <w:r>
         <w:rPr>
@@ -3105,7 +3105,7 @@
           <w:sz w:val="20"/>
           <w:szCs w:val="20"/>
         </w:rPr>
-        <w:t>Signed on this {signing_day} day of {signing_month}, ________.</w:t>
+        <w:t>Signed on this {signing_day} day of {signing_month}, {signing_year}.</w:t>
       </w:r>
     </w:p>
     <w:p>
